--- a/Assessment-2/section-B/Task-4.docx
+++ b/Assessment-2/section-B/Task-4.docx
@@ -1,6 +1,6 @@
 
 <file path=word/document.xml><?xml version="1.0" encoding="utf-8"?>
-<w:document xmlns:wpc="http://schemas.microsoft.com/office/word/2010/wordprocessingCanvas" xmlns:cx="http://schemas.microsoft.com/office/drawing/2014/chartex" xmlns:cx1="http://schemas.microsoft.com/office/drawing/2015/9/8/chartex" xmlns:cx2="http://schemas.microsoft.com/office/drawing/2015/10/21/chartex" xmlns:cx3="http://schemas.microsoft.com/office/drawing/2016/5/9/chartex" xmlns:cx4="http://schemas.microsoft.com/office/drawing/2016/5/10/chartex" xmlns:cx5="http://schemas.microsoft.com/office/drawing/2016/5/11/chartex" xmlns:cx6="http://schemas.microsoft.com/office/drawing/2016/5/12/chartex" xmlns:cx7="http://schemas.microsoft.com/office/drawing/2016/5/13/chartex" xmlns:cx8="http://schemas.microsoft.com/office/drawing/2016/5/14/chartex" xmlns:mc="http://schemas.openxmlformats.org/markup-compatibility/2006" xmlns:aink="http://schemas.microsoft.com/office/drawing/2016/ink" xmlns:am3d="http://schemas.microsoft.com/office/drawing/2017/model3d" xmlns:o="urn:schemas-microsoft-com:office:office" xmlns:oel="http://schemas.microsoft.com/office/2019/extlst" xmlns:r="http://schemas.openxmlformats.org/officeDocument/2006/relationships" xmlns:m="http://schemas.openxmlformats.org/officeDocument/2006/math" xmlns:v="urn:schemas-microsoft-com:vml" xmlns:wp14="http://schemas.microsoft.com/office/word/2010/wordprocessingDrawing" xmlns:wp="http://schemas.openxmlformats.org/drawingml/2006/wordprocessingDrawing" xmlns:w10="urn:schemas-microsoft-com:office:word" xmlns:w="http://schemas.openxmlformats.org/wordprocessingml/2006/main" xmlns:w14="http://schemas.microsoft.com/office/word/2010/wordml" xmlns:w15="http://schemas.microsoft.com/office/word/2012/wordml" xmlns:w16cex="http://schemas.microsoft.com/office/word/2018/wordml/cex" xmlns:w16cid="http://schemas.microsoft.com/office/word/2016/wordml/cid" xmlns:w16="http://schemas.microsoft.com/office/word/2018/wordml" xmlns:w16du="http://schemas.microsoft.com/office/word/2023/wordml/word16du" xmlns:w16sdtdh="http://schemas.microsoft.com/office/word/2020/wordml/sdtdatahash" xmlns:w16sdtfl="http://schemas.microsoft.com/office/word/2024/wordml/sdtformatlock" xmlns:w16se="http://schemas.microsoft.com/office/word/2015/wordml/symex" xmlns:wpg="http://schemas.microsoft.com/office/word/2010/wordprocessingGroup" xmlns:wpi="http://schemas.microsoft.com/office/word/2010/wordprocessingInk" xmlns:wne="http://schemas.microsoft.com/office/word/2006/wordml" xmlns:wps="http://schemas.microsoft.com/office/word/2010/wordprocessingShape" mc:Ignorable="w14 w15 w16se w16cid w16 w16cex w16sdtdh w16sdtfl w16du wp14">
+<w:document xmlns:wpc="http://schemas.microsoft.com/office/word/2010/wordprocessingCanvas" xmlns:mc="http://schemas.openxmlformats.org/markup-compatibility/2006" xmlns:o="urn:schemas-microsoft-com:office:office" xmlns:r="http://schemas.openxmlformats.org/officeDocument/2006/relationships" xmlns:m="http://schemas.openxmlformats.org/officeDocument/2006/math" xmlns:v="urn:schemas-microsoft-com:vml" xmlns:wp14="http://schemas.microsoft.com/office/word/2010/wordprocessingDrawing" xmlns:wp="http://schemas.openxmlformats.org/drawingml/2006/wordprocessingDrawing" xmlns:w10="urn:schemas-microsoft-com:office:word" xmlns:w="http://schemas.openxmlformats.org/wordprocessingml/2006/main" xmlns:w14="http://schemas.microsoft.com/office/word/2010/wordml" xmlns:w15="http://schemas.microsoft.com/office/word/2012/wordml" xmlns:wpg="http://schemas.microsoft.com/office/word/2010/wordprocessingGroup" xmlns:wpi="http://schemas.microsoft.com/office/word/2010/wordprocessingInk" xmlns:wne="http://schemas.microsoft.com/office/word/2006/wordml" xmlns:wps="http://schemas.microsoft.com/office/word/2010/wordprocessingShape" mc:Ignorable="w14 w15 wp14">
   <w:body>
     <w:p>
       <w:pPr>
@@ -24,18 +24,10 @@
     </w:p>
     <w:p>
       <w:r>
-        <w:t>Q1</w:t>
-      </w:r>
-      <w:proofErr w:type="gramStart"/>
-      <w:r>
-        <w:t>).</w:t>
-      </w:r>
-      <w:r>
-        <w:t>Create</w:t>
-      </w:r>
-      <w:proofErr w:type="gramEnd"/>
-      <w:r>
-        <w:t xml:space="preserve"> a stored procedure named </w:t>
+        <w:t>Q1).</w:t>
+      </w:r>
+      <w:r>
+        <w:t xml:space="preserve">Create a stored procedure named </w:t>
       </w:r>
       <w:proofErr w:type="spellStart"/>
       <w:r>
@@ -63,11 +55,9 @@
       </w:r>
     </w:p>
     <w:p>
-      <w:proofErr w:type="gramStart"/>
       <w:r>
         <w:t>Query:-</w:t>
       </w:r>
-      <w:proofErr w:type="gramEnd"/>
     </w:p>
     <w:p>
       <w:r>
@@ -92,20 +82,14 @@
         <w:t xml:space="preserve">    </w:t>
       </w:r>
       <w:proofErr w:type="spellStart"/>
+      <w:proofErr w:type="gramStart"/>
       <w:r>
         <w:t>customer_name</w:t>
       </w:r>
       <w:proofErr w:type="spellEnd"/>
-      <w:r>
-        <w:t xml:space="preserve"> </w:t>
-      </w:r>
-      <w:proofErr w:type="gramStart"/>
-      <w:r>
-        <w:t>VARCHAR(</w:t>
-      </w:r>
-      <w:proofErr w:type="gramEnd"/>
-      <w:r>
-        <w:t>50),</w:t>
+      <w:proofErr w:type="gramEnd"/>
+      <w:r>
+        <w:t xml:space="preserve"> VARCHAR(50),</w:t>
       </w:r>
     </w:p>
     <w:p>
@@ -113,20 +97,14 @@
         <w:t xml:space="preserve">    </w:t>
       </w:r>
       <w:proofErr w:type="spellStart"/>
+      <w:proofErr w:type="gramStart"/>
       <w:r>
         <w:t>wallet_balance</w:t>
       </w:r>
       <w:proofErr w:type="spellEnd"/>
-      <w:r>
-        <w:t xml:space="preserve"> </w:t>
-      </w:r>
-      <w:proofErr w:type="gramStart"/>
-      <w:r>
-        <w:t>DECIMAL(</w:t>
-      </w:r>
-      <w:proofErr w:type="gramEnd"/>
-      <w:r>
-        <w:t>10,2)</w:t>
+      <w:proofErr w:type="gramEnd"/>
+      <w:r>
+        <w:t xml:space="preserve"> DECIMAL(10,2)</w:t>
       </w:r>
     </w:p>
     <w:p>
@@ -180,21 +158,21 @@
     </w:p>
     <w:p>
       <w:r>
-        <w:t xml:space="preserve">    amount </w:t>
-      </w:r>
-      <w:proofErr w:type="gramStart"/>
-      <w:r>
-        <w:t>DECIMAL(</w:t>
-      </w:r>
-      <w:proofErr w:type="gramEnd"/>
-      <w:r>
-        <w:t>10,2),</w:t>
-      </w:r>
-    </w:p>
-    <w:p>
-      <w:r>
         <w:t xml:space="preserve">    </w:t>
       </w:r>
+      <w:proofErr w:type="gramStart"/>
+      <w:r>
+        <w:t>amount</w:t>
+      </w:r>
+      <w:proofErr w:type="gramEnd"/>
+      <w:r>
+        <w:t xml:space="preserve"> DECIMAL(10,2),</w:t>
+      </w:r>
+    </w:p>
+    <w:p>
+      <w:r>
+        <w:t xml:space="preserve">    </w:t>
+      </w:r>
       <w:proofErr w:type="spellStart"/>
       <w:r>
         <w:t>order_date</w:t>
@@ -253,6 +231,10 @@
     </w:p>
     <w:p>
       <w:r>
+        <w:rPr>
+          <w:noProof/>
+          <w:lang w:eastAsia="en-IN" w:bidi="hi-IN"/>
+        </w:rPr>
         <w:drawing>
           <wp:inline distT="0" distB="0" distL="0" distR="0" wp14:anchorId="0D454E9B" wp14:editId="36E54F2D">
             <wp:extent cx="2029108" cy="924054"/>
@@ -296,22 +278,22 @@
       </w:r>
     </w:p>
     <w:p>
-      <w:r>
-        <w:t xml:space="preserve">create procedure </w:t>
-      </w:r>
-      <w:proofErr w:type="spellStart"/>
-      <w:r>
-        <w:t>place_</w:t>
-      </w:r>
-      <w:proofErr w:type="gramStart"/>
-      <w:r>
-        <w:t>order</w:t>
+      <w:proofErr w:type="gramStart"/>
+      <w:r>
+        <w:t>create</w:t>
+      </w:r>
+      <w:proofErr w:type="gramEnd"/>
+      <w:r>
+        <w:t xml:space="preserve"> procedure </w:t>
+      </w:r>
+      <w:proofErr w:type="spellStart"/>
+      <w:r>
+        <w:t>place_order</w:t>
       </w:r>
       <w:proofErr w:type="spellEnd"/>
       <w:r>
         <w:t>(</w:t>
       </w:r>
-      <w:proofErr w:type="gramEnd"/>
     </w:p>
     <w:p>
       <w:r>
@@ -373,12 +355,12 @@
     </w:p>
     <w:p>
       <w:r>
+        <w:t xml:space="preserve">    end $$</w:t>
+      </w:r>
+    </w:p>
+    <w:p>
+      <w:r>
         <w:lastRenderedPageBreak/>
-        <w:t xml:space="preserve">    end $$</w:t>
-      </w:r>
-    </w:p>
-    <w:p>
-      <w:r>
         <w:t xml:space="preserve">    </w:t>
       </w:r>
       <w:proofErr w:type="gramStart"/>
@@ -392,6 +374,10 @@
         <w:t xml:space="preserve">    </w:t>
       </w:r>
       <w:r>
+        <w:rPr>
+          <w:noProof/>
+          <w:lang w:eastAsia="en-IN" w:bidi="hi-IN"/>
+        </w:rPr>
         <w:drawing>
           <wp:inline distT="0" distB="0" distL="0" distR="0" wp14:anchorId="7A2556EE" wp14:editId="0584DEDA">
             <wp:extent cx="1971950" cy="781159"/>
@@ -431,18 +417,10 @@
     </w:p>
     <w:p>
       <w:r>
-        <w:t>Q</w:t>
-      </w:r>
-      <w:proofErr w:type="gramStart"/>
-      <w:r>
-        <w:t>2.</w:t>
-      </w:r>
-      <w:r>
-        <w:t>Deduct</w:t>
-      </w:r>
-      <w:proofErr w:type="gramEnd"/>
-      <w:r>
-        <w:t xml:space="preserve"> the amount from the customer's </w:t>
+        <w:t>Q2.</w:t>
+      </w:r>
+      <w:r>
+        <w:t xml:space="preserve">Deduct the amount from the customer's </w:t>
       </w:r>
       <w:proofErr w:type="spellStart"/>
       <w:r>
@@ -462,67 +440,991 @@
       </w:r>
     </w:p>
     <w:p>
-      <w:proofErr w:type="gramStart"/>
       <w:r>
         <w:t>Query:-</w:t>
       </w:r>
-      <w:proofErr w:type="gramEnd"/>
+    </w:p>
+    <w:p>
+      <w:proofErr w:type="gramStart"/>
+      <w:r>
+        <w:t>delimiter</w:t>
+      </w:r>
+      <w:proofErr w:type="gramEnd"/>
+      <w:r>
+        <w:t xml:space="preserve"> $$</w:t>
+      </w:r>
+    </w:p>
+    <w:p>
+      <w:proofErr w:type="gramStart"/>
+      <w:r>
+        <w:t>create</w:t>
+      </w:r>
+      <w:proofErr w:type="gramEnd"/>
+      <w:r>
+        <w:t xml:space="preserve"> procedure </w:t>
+      </w:r>
+      <w:proofErr w:type="spellStart"/>
+      <w:r>
+        <w:t>place_order</w:t>
+      </w:r>
+      <w:proofErr w:type="spellEnd"/>
+      <w:r>
+        <w:t>(</w:t>
+      </w:r>
+    </w:p>
+    <w:p>
+      <w:r>
+        <w:tab/>
+        <w:t xml:space="preserve">IN </w:t>
+      </w:r>
+      <w:proofErr w:type="spellStart"/>
+      <w:r>
+        <w:t>p_customer_id</w:t>
+      </w:r>
+      <w:proofErr w:type="spellEnd"/>
+      <w:r>
+        <w:t xml:space="preserve"> INT,</w:t>
+      </w:r>
+    </w:p>
+    <w:p>
+      <w:r>
+        <w:t xml:space="preserve">IN </w:t>
+      </w:r>
+      <w:proofErr w:type="spellStart"/>
+      <w:r>
+        <w:t>p_restaurant_id</w:t>
+      </w:r>
+      <w:proofErr w:type="spellEnd"/>
+      <w:r>
+        <w:t xml:space="preserve"> INT,</w:t>
+      </w:r>
+    </w:p>
+    <w:p>
+      <w:r>
+        <w:t xml:space="preserve">IN </w:t>
+      </w:r>
+      <w:proofErr w:type="spellStart"/>
+      <w:r>
+        <w:t>p_amount</w:t>
+      </w:r>
+      <w:proofErr w:type="spellEnd"/>
+      <w:r>
+        <w:t xml:space="preserve"> </w:t>
+      </w:r>
+      <w:proofErr w:type="gramStart"/>
+      <w:r>
+        <w:t>DECIMAL(</w:t>
+      </w:r>
+      <w:proofErr w:type="gramEnd"/>
+      <w:r>
+        <w:t>10,2)</w:t>
+      </w:r>
+    </w:p>
+    <w:p>
+      <w:r>
+        <w:t xml:space="preserve">    )</w:t>
+      </w:r>
+    </w:p>
+    <w:p>
+      <w:r>
+        <w:t xml:space="preserve">    </w:t>
+      </w:r>
+      <w:proofErr w:type="gramStart"/>
+      <w:r>
+        <w:t>begin</w:t>
+      </w:r>
+      <w:proofErr w:type="gramEnd"/>
+    </w:p>
+    <w:p>
+      <w:r>
+        <w:t xml:space="preserve">    </w:t>
+      </w:r>
+      <w:proofErr w:type="gramStart"/>
+      <w:r>
+        <w:t>update</w:t>
+      </w:r>
+      <w:proofErr w:type="gramEnd"/>
+      <w:r>
+        <w:t xml:space="preserve"> customers set </w:t>
+      </w:r>
+      <w:proofErr w:type="spellStart"/>
+      <w:r>
+        <w:t>wallet_balance</w:t>
+      </w:r>
+      <w:proofErr w:type="spellEnd"/>
+      <w:r>
+        <w:t xml:space="preserve">= </w:t>
+      </w:r>
+      <w:proofErr w:type="spellStart"/>
+      <w:r>
+        <w:t>wallet_balance</w:t>
+      </w:r>
+      <w:proofErr w:type="spellEnd"/>
+      <w:r>
+        <w:t xml:space="preserve"> - </w:t>
+      </w:r>
+      <w:proofErr w:type="spellStart"/>
+      <w:r>
+        <w:t>p_amount</w:t>
+      </w:r>
+      <w:proofErr w:type="spellEnd"/>
+      <w:r>
+        <w:t xml:space="preserve"> where </w:t>
+      </w:r>
+      <w:proofErr w:type="spellStart"/>
+      <w:r>
+        <w:t>customer_id</w:t>
+      </w:r>
+      <w:proofErr w:type="spellEnd"/>
+      <w:r>
+        <w:t>=</w:t>
+      </w:r>
+      <w:proofErr w:type="spellStart"/>
+      <w:r>
+        <w:t>p_customer_id</w:t>
+      </w:r>
+      <w:proofErr w:type="spellEnd"/>
+      <w:r>
+        <w:t>;</w:t>
+      </w:r>
+    </w:p>
+    <w:p>
+      <w:r>
+        <w:t xml:space="preserve">    </w:t>
+      </w:r>
+      <w:proofErr w:type="gramStart"/>
+      <w:r>
+        <w:t>insert</w:t>
+      </w:r>
+      <w:proofErr w:type="gramEnd"/>
+      <w:r>
+        <w:t xml:space="preserve"> into orders(</w:t>
+      </w:r>
+      <w:proofErr w:type="spellStart"/>
+      <w:r>
+        <w:t>customer_id,restaurant_id,amount</w:t>
+      </w:r>
+      <w:proofErr w:type="spellEnd"/>
+      <w:r>
+        <w:t>) values (</w:t>
+      </w:r>
+      <w:proofErr w:type="spellStart"/>
+      <w:r>
+        <w:t>p_customer_id,p_restaurant_id,p_amount</w:t>
+      </w:r>
+      <w:proofErr w:type="spellEnd"/>
+      <w:r>
+        <w:t>);</w:t>
+      </w:r>
+    </w:p>
+    <w:p>
+      <w:r>
+        <w:t xml:space="preserve">    </w:t>
+      </w:r>
+      <w:proofErr w:type="gramStart"/>
+      <w:r>
+        <w:t>end</w:t>
+      </w:r>
+      <w:proofErr w:type="gramEnd"/>
+      <w:r>
+        <w:t xml:space="preserve"> $$</w:t>
+      </w:r>
+    </w:p>
+    <w:p>
+      <w:r>
+        <w:t xml:space="preserve">    </w:t>
+      </w:r>
+    </w:p>
+    <w:p>
+      <w:r>
+        <w:t xml:space="preserve">    </w:t>
+      </w:r>
+      <w:proofErr w:type="gramStart"/>
+      <w:r>
+        <w:t>delimiter ;</w:t>
+      </w:r>
+      <w:proofErr w:type="gramEnd"/>
+    </w:p>
+    <w:p>
+      <w:r>
+        <w:t xml:space="preserve">    </w:t>
+      </w:r>
+    </w:p>
+    <w:p>
+      <w:r>
+        <w:t>SELECT * FROM customers;</w:t>
+      </w:r>
+    </w:p>
+    <w:p>
+      <w:r>
+        <w:drawing>
+          <wp:inline distT="0" distB="0" distL="0" distR="0" wp14:anchorId="52FAE0B4" wp14:editId="7D8B3C4B">
+            <wp:extent cx="2867425" cy="1200318"/>
+            <wp:effectExtent l="0" t="0" r="0" b="0"/>
+            <wp:docPr id="1" name="Picture 1"/>
+            <wp:cNvGraphicFramePr>
+              <a:graphicFrameLocks xmlns:a="http://schemas.openxmlformats.org/drawingml/2006/main" noChangeAspect="1"/>
+            </wp:cNvGraphicFramePr>
+            <a:graphic xmlns:a="http://schemas.openxmlformats.org/drawingml/2006/main">
+              <a:graphicData uri="http://schemas.openxmlformats.org/drawingml/2006/picture">
+                <pic:pic xmlns:pic="http://schemas.openxmlformats.org/drawingml/2006/picture">
+                  <pic:nvPicPr>
+                    <pic:cNvPr id="1" name=""/>
+                    <pic:cNvPicPr/>
+                  </pic:nvPicPr>
+                  <pic:blipFill>
+                    <a:blip r:embed="rId6"/>
+                    <a:stretch>
+                      <a:fillRect/>
+                    </a:stretch>
+                  </pic:blipFill>
+                  <pic:spPr>
+                    <a:xfrm>
+                      <a:off x="0" y="0"/>
+                      <a:ext cx="2867425" cy="1200318"/>
+                    </a:xfrm>
+                    <a:prstGeom prst="rect">
+                      <a:avLst/>
+                    </a:prstGeom>
+                  </pic:spPr>
+                </pic:pic>
+              </a:graphicData>
+            </a:graphic>
+          </wp:inline>
+        </w:drawing>
+      </w:r>
+    </w:p>
+    <w:p>
+      <w:r>
+        <w:tab/>
+        <w:t xml:space="preserve">SELECT </w:t>
+      </w:r>
+      <w:proofErr w:type="spellStart"/>
+      <w:r>
+        <w:t>customer_id</w:t>
+      </w:r>
+      <w:proofErr w:type="spellEnd"/>
+      <w:r>
+        <w:t xml:space="preserve">, </w:t>
+      </w:r>
+      <w:proofErr w:type="spellStart"/>
+      <w:r>
+        <w:t>customer_name</w:t>
+      </w:r>
+      <w:proofErr w:type="spellEnd"/>
+      <w:r>
+        <w:t xml:space="preserve">, </w:t>
+      </w:r>
+      <w:proofErr w:type="spellStart"/>
+      <w:r>
+        <w:t>wallet_balance</w:t>
+      </w:r>
+      <w:proofErr w:type="spellEnd"/>
+    </w:p>
+    <w:p>
+      <w:r>
+        <w:t>FROM customers</w:t>
+      </w:r>
+    </w:p>
+    <w:p>
+      <w:r>
+        <w:t xml:space="preserve">WHERE </w:t>
+      </w:r>
+      <w:proofErr w:type="spellStart"/>
+      <w:r>
+        <w:t>customer_id</w:t>
+      </w:r>
+      <w:proofErr w:type="spellEnd"/>
+      <w:r>
+        <w:t xml:space="preserve"> = 1;</w:t>
+      </w:r>
+    </w:p>
+    <w:p>
+      <w:r>
+        <w:lastRenderedPageBreak/>
+        <w:drawing>
+          <wp:inline distT="0" distB="0" distL="0" distR="0" wp14:anchorId="223DB302" wp14:editId="34092673">
+            <wp:extent cx="2791215" cy="704948"/>
+            <wp:effectExtent l="0" t="0" r="9525" b="0"/>
+            <wp:docPr id="3" name="Picture 3"/>
+            <wp:cNvGraphicFramePr>
+              <a:graphicFrameLocks xmlns:a="http://schemas.openxmlformats.org/drawingml/2006/main" noChangeAspect="1"/>
+            </wp:cNvGraphicFramePr>
+            <a:graphic xmlns:a="http://schemas.openxmlformats.org/drawingml/2006/main">
+              <a:graphicData uri="http://schemas.openxmlformats.org/drawingml/2006/picture">
+                <pic:pic xmlns:pic="http://schemas.openxmlformats.org/drawingml/2006/picture">
+                  <pic:nvPicPr>
+                    <pic:cNvPr id="1" name=""/>
+                    <pic:cNvPicPr/>
+                  </pic:nvPicPr>
+                  <pic:blipFill>
+                    <a:blip r:embed="rId7"/>
+                    <a:stretch>
+                      <a:fillRect/>
+                    </a:stretch>
+                  </pic:blipFill>
+                  <pic:spPr>
+                    <a:xfrm>
+                      <a:off x="0" y="0"/>
+                      <a:ext cx="2791215" cy="704948"/>
+                    </a:xfrm>
+                    <a:prstGeom prst="rect">
+                      <a:avLst/>
+                    </a:prstGeom>
+                  </pic:spPr>
+                </pic:pic>
+              </a:graphicData>
+            </a:graphic>
+          </wp:inline>
+        </w:drawing>
+      </w:r>
+    </w:p>
+    <w:p>
+      <w:r>
+        <w:t>SELECT *</w:t>
+      </w:r>
+    </w:p>
+    <w:p>
+      <w:r>
+        <w:t>FROM orders</w:t>
+      </w:r>
+    </w:p>
+    <w:p>
+      <w:r>
+        <w:t xml:space="preserve">WHERE </w:t>
+      </w:r>
+      <w:proofErr w:type="spellStart"/>
+      <w:r>
+        <w:t>customer_id</w:t>
+      </w:r>
+      <w:proofErr w:type="spellEnd"/>
+      <w:r>
+        <w:t xml:space="preserve"> = 1;</w:t>
+      </w:r>
+    </w:p>
+    <w:p>
+      <w:r>
+        <w:drawing>
+          <wp:inline distT="0" distB="0" distL="0" distR="0" wp14:anchorId="169BE1B7" wp14:editId="752EDE4D">
+            <wp:extent cx="4191585" cy="847843"/>
+            <wp:effectExtent l="0" t="0" r="0" b="9525"/>
+            <wp:docPr id="4" name="Picture 4"/>
+            <wp:cNvGraphicFramePr>
+              <a:graphicFrameLocks xmlns:a="http://schemas.openxmlformats.org/drawingml/2006/main" noChangeAspect="1"/>
+            </wp:cNvGraphicFramePr>
+            <a:graphic xmlns:a="http://schemas.openxmlformats.org/drawingml/2006/main">
+              <a:graphicData uri="http://schemas.openxmlformats.org/drawingml/2006/picture">
+                <pic:pic xmlns:pic="http://schemas.openxmlformats.org/drawingml/2006/picture">
+                  <pic:nvPicPr>
+                    <pic:cNvPr id="1" name=""/>
+                    <pic:cNvPicPr/>
+                  </pic:nvPicPr>
+                  <pic:blipFill>
+                    <a:blip r:embed="rId8"/>
+                    <a:stretch>
+                      <a:fillRect/>
+                    </a:stretch>
+                  </pic:blipFill>
+                  <pic:spPr>
+                    <a:xfrm>
+                      <a:off x="0" y="0"/>
+                      <a:ext cx="4191585" cy="847843"/>
+                    </a:xfrm>
+                    <a:prstGeom prst="rect">
+                      <a:avLst/>
+                    </a:prstGeom>
+                  </pic:spPr>
+                </pic:pic>
+              </a:graphicData>
+            </a:graphic>
+          </wp:inline>
+        </w:drawing>
+      </w:r>
+    </w:p>
+    <w:p>
+      <w:r>
+        <w:t xml:space="preserve">    </w:t>
+      </w:r>
+    </w:p>
+    <w:p>
+      <w:r>
+        <w:t>Q3).</w:t>
+      </w:r>
+      <w:r>
+        <w:t xml:space="preserve">Use a transaction block: if the customer's </w:t>
+      </w:r>
+      <w:proofErr w:type="spellStart"/>
+      <w:r>
+        <w:t>wallet_balance</w:t>
+      </w:r>
+      <w:proofErr w:type="spellEnd"/>
+      <w:r>
+        <w:t xml:space="preserve"> is insufficient, ROLLBACK everything; otherwise COMMIT. </w:t>
+      </w:r>
+    </w:p>
+    <w:p>
+      <w:r>
+        <w:t>Query:-</w:t>
+      </w:r>
+    </w:p>
+    <w:p>
+      <w:proofErr w:type="gramStart"/>
+      <w:r>
+        <w:t>drop</w:t>
+      </w:r>
+      <w:proofErr w:type="gramEnd"/>
+      <w:r>
+        <w:t xml:space="preserve"> procedure if exists </w:t>
+      </w:r>
+      <w:proofErr w:type="spellStart"/>
+      <w:r>
+        <w:t>place_order</w:t>
+      </w:r>
+      <w:proofErr w:type="spellEnd"/>
+      <w:r>
+        <w:t xml:space="preserve">; </w:t>
+      </w:r>
+    </w:p>
+    <w:p>
+      <w:proofErr w:type="gramStart"/>
+      <w:r>
+        <w:t>delimiter</w:t>
+      </w:r>
+      <w:proofErr w:type="gramEnd"/>
+      <w:r>
+        <w:t xml:space="preserve"> $$</w:t>
+      </w:r>
+    </w:p>
+    <w:p>
+      <w:proofErr w:type="gramStart"/>
+      <w:r>
+        <w:t>create</w:t>
+      </w:r>
+      <w:proofErr w:type="gramEnd"/>
+      <w:r>
+        <w:t xml:space="preserve"> procedure </w:t>
+      </w:r>
+      <w:proofErr w:type="spellStart"/>
+      <w:r>
+        <w:t>place_order</w:t>
+      </w:r>
+      <w:proofErr w:type="spellEnd"/>
+      <w:r>
+        <w:t>(</w:t>
+      </w:r>
+    </w:p>
+    <w:p>
+      <w:r>
+        <w:tab/>
+        <w:t xml:space="preserve">IN </w:t>
+      </w:r>
+      <w:proofErr w:type="spellStart"/>
+      <w:r>
+        <w:t>p_customer_id</w:t>
+      </w:r>
+      <w:proofErr w:type="spellEnd"/>
+      <w:r>
+        <w:t xml:space="preserve"> INT,</w:t>
+      </w:r>
+    </w:p>
+    <w:p>
+      <w:r>
+        <w:t xml:space="preserve">IN </w:t>
+      </w:r>
+      <w:proofErr w:type="spellStart"/>
+      <w:r>
+        <w:t>p_restaurant_id</w:t>
+      </w:r>
+      <w:proofErr w:type="spellEnd"/>
+      <w:r>
+        <w:t xml:space="preserve"> INT,</w:t>
+      </w:r>
+    </w:p>
+    <w:p>
+      <w:r>
+        <w:t xml:space="preserve">IN </w:t>
+      </w:r>
+      <w:proofErr w:type="spellStart"/>
+      <w:r>
+        <w:t>p_amount</w:t>
+      </w:r>
+      <w:proofErr w:type="spellEnd"/>
+      <w:r>
+        <w:t xml:space="preserve"> </w:t>
+      </w:r>
+      <w:proofErr w:type="gramStart"/>
+      <w:r>
+        <w:t>DECIMAL(</w:t>
+      </w:r>
+      <w:proofErr w:type="gramEnd"/>
+      <w:r>
+        <w:t>10,2)</w:t>
+      </w:r>
+    </w:p>
+    <w:p>
+      <w:r>
+        <w:t xml:space="preserve">    )</w:t>
+      </w:r>
+    </w:p>
+    <w:p>
+      <w:r>
+        <w:t xml:space="preserve">    </w:t>
+      </w:r>
+      <w:proofErr w:type="gramStart"/>
+      <w:r>
+        <w:t>begin</w:t>
+      </w:r>
+      <w:proofErr w:type="gramEnd"/>
+    </w:p>
+    <w:p>
+      <w:r>
+        <w:t xml:space="preserve">    </w:t>
+      </w:r>
+      <w:proofErr w:type="gramStart"/>
+      <w:r>
+        <w:t>declare</w:t>
+      </w:r>
+      <w:proofErr w:type="gramEnd"/>
+      <w:r>
+        <w:t xml:space="preserve"> </w:t>
+      </w:r>
+      <w:proofErr w:type="spellStart"/>
+      <w:r>
+        <w:t>v_wallet_balance</w:t>
+      </w:r>
+      <w:proofErr w:type="spellEnd"/>
+      <w:r>
+        <w:t xml:space="preserve"> decimal(10,2);</w:t>
+      </w:r>
+    </w:p>
+    <w:p>
+      <w:r>
+        <w:t xml:space="preserve">    </w:t>
+      </w:r>
+      <w:proofErr w:type="gramStart"/>
+      <w:r>
+        <w:t>start</w:t>
+      </w:r>
+      <w:proofErr w:type="gramEnd"/>
+      <w:r>
+        <w:t xml:space="preserve"> transaction;</w:t>
+      </w:r>
+    </w:p>
+    <w:p>
+      <w:r>
+        <w:t xml:space="preserve">     </w:t>
+      </w:r>
+      <w:proofErr w:type="gramStart"/>
+      <w:r>
+        <w:t>select</w:t>
+      </w:r>
+      <w:proofErr w:type="gramEnd"/>
+      <w:r>
+        <w:t xml:space="preserve"> </w:t>
+      </w:r>
+      <w:proofErr w:type="spellStart"/>
+      <w:r>
+        <w:t>wallet_balance</w:t>
+      </w:r>
+      <w:proofErr w:type="spellEnd"/>
+      <w:r>
+        <w:t xml:space="preserve"> into </w:t>
+      </w:r>
+      <w:proofErr w:type="spellStart"/>
+      <w:r>
+        <w:t>v_wallet_balance</w:t>
+      </w:r>
+      <w:proofErr w:type="spellEnd"/>
+      <w:r>
+        <w:t xml:space="preserve"> from customer where </w:t>
+      </w:r>
+      <w:proofErr w:type="spellStart"/>
+      <w:r>
+        <w:t>customer_id</w:t>
+      </w:r>
+      <w:proofErr w:type="spellEnd"/>
+      <w:r>
+        <w:t>=</w:t>
+      </w:r>
+      <w:proofErr w:type="spellStart"/>
+      <w:r>
+        <w:t>p_customer_id</w:t>
+      </w:r>
+      <w:proofErr w:type="spellEnd"/>
+      <w:r>
+        <w:t xml:space="preserve">  for update;</w:t>
+      </w:r>
+    </w:p>
+    <w:p>
+      <w:r>
+        <w:tab/>
+      </w:r>
+    </w:p>
+    <w:p>
+      <w:r>
+        <w:t xml:space="preserve">    </w:t>
+      </w:r>
+      <w:proofErr w:type="gramStart"/>
+      <w:r>
+        <w:t>if</w:t>
+      </w:r>
+      <w:proofErr w:type="gramEnd"/>
+      <w:r>
+        <w:t xml:space="preserve"> </w:t>
+      </w:r>
+      <w:proofErr w:type="spellStart"/>
+      <w:r>
+        <w:t>wallet_balance</w:t>
+      </w:r>
+      <w:proofErr w:type="spellEnd"/>
+      <w:r>
+        <w:t xml:space="preserve"> &lt; </w:t>
+      </w:r>
+      <w:proofErr w:type="spellStart"/>
+      <w:r>
+        <w:t>p_amount</w:t>
+      </w:r>
+      <w:proofErr w:type="spellEnd"/>
+      <w:r>
+        <w:t xml:space="preserve"> then</w:t>
+      </w:r>
+    </w:p>
+    <w:p>
+      <w:r>
+        <w:t xml:space="preserve">    </w:t>
+      </w:r>
+      <w:proofErr w:type="gramStart"/>
+      <w:r>
+        <w:t>rollback</w:t>
+      </w:r>
+      <w:proofErr w:type="gramEnd"/>
+      <w:r>
+        <w:t>;</w:t>
+      </w:r>
+    </w:p>
+    <w:p>
+      <w:r>
+        <w:t xml:space="preserve">    </w:t>
+      </w:r>
+      <w:proofErr w:type="gramStart"/>
+      <w:r>
+        <w:t>select</w:t>
+      </w:r>
+      <w:proofErr w:type="gramEnd"/>
+      <w:r>
+        <w:t xml:space="preserve"> 'Insufficient wallet balance. Transaction rolled back.'</w:t>
+      </w:r>
+    </w:p>
+    <w:p>
+      <w:r>
+        <w:t xml:space="preserve">    </w:t>
+      </w:r>
+      <w:proofErr w:type="gramStart"/>
+      <w:r>
+        <w:t>as</w:t>
+      </w:r>
+      <w:proofErr w:type="gramEnd"/>
+      <w:r>
+        <w:t xml:space="preserve"> message;</w:t>
+      </w:r>
+    </w:p>
+    <w:p>
+      <w:r>
+        <w:lastRenderedPageBreak/>
+        <w:t xml:space="preserve">     </w:t>
+      </w:r>
+      <w:proofErr w:type="gramStart"/>
+      <w:r>
+        <w:t>else</w:t>
+      </w:r>
+      <w:proofErr w:type="gramEnd"/>
+      <w:r>
+        <w:t xml:space="preserve"> </w:t>
+      </w:r>
+    </w:p>
+    <w:p>
+      <w:r>
+        <w:t xml:space="preserve">    </w:t>
+      </w:r>
+      <w:proofErr w:type="gramStart"/>
+      <w:r>
+        <w:t>update</w:t>
+      </w:r>
+      <w:proofErr w:type="gramEnd"/>
+      <w:r>
+        <w:t xml:space="preserve"> customers set </w:t>
+      </w:r>
+      <w:proofErr w:type="spellStart"/>
+      <w:r>
+        <w:t>wallet_balance</w:t>
+      </w:r>
+      <w:proofErr w:type="spellEnd"/>
+      <w:r>
+        <w:t xml:space="preserve">= </w:t>
+      </w:r>
+      <w:proofErr w:type="spellStart"/>
+      <w:r>
+        <w:t>wallet_balance</w:t>
+      </w:r>
+      <w:proofErr w:type="spellEnd"/>
+      <w:r>
+        <w:t xml:space="preserve"> - </w:t>
+      </w:r>
+      <w:proofErr w:type="spellStart"/>
+      <w:r>
+        <w:t>p_amount</w:t>
+      </w:r>
+      <w:proofErr w:type="spellEnd"/>
+      <w:r>
+        <w:t xml:space="preserve"> where </w:t>
+      </w:r>
+      <w:proofErr w:type="spellStart"/>
+      <w:r>
+        <w:t>customer_id</w:t>
+      </w:r>
+      <w:proofErr w:type="spellEnd"/>
+      <w:r>
+        <w:t>=</w:t>
+      </w:r>
+      <w:proofErr w:type="spellStart"/>
+      <w:r>
+        <w:t>p_customer_id</w:t>
+      </w:r>
+      <w:proofErr w:type="spellEnd"/>
+      <w:r>
+        <w:t>;</w:t>
+      </w:r>
+    </w:p>
+    <w:p>
+      <w:r>
+        <w:t xml:space="preserve">    </w:t>
+      </w:r>
+      <w:proofErr w:type="gramStart"/>
+      <w:r>
+        <w:t>insert</w:t>
+      </w:r>
+      <w:proofErr w:type="gramEnd"/>
+      <w:r>
+        <w:t xml:space="preserve"> into orders(</w:t>
+      </w:r>
+      <w:proofErr w:type="spellStart"/>
+      <w:r>
+        <w:t>customer_id,restaurant_id,amount</w:t>
+      </w:r>
+      <w:proofErr w:type="spellEnd"/>
+      <w:r>
+        <w:t>) values (</w:t>
+      </w:r>
+      <w:proofErr w:type="spellStart"/>
+      <w:r>
+        <w:t>p_customer,p_restaurant_id,p_amount</w:t>
+      </w:r>
+      <w:proofErr w:type="spellEnd"/>
+      <w:r>
+        <w:t>);</w:t>
+      </w:r>
+    </w:p>
+    <w:p>
+      <w:r>
+        <w:t xml:space="preserve">    </w:t>
+      </w:r>
+      <w:proofErr w:type="gramStart"/>
+      <w:r>
+        <w:t>commit</w:t>
+      </w:r>
+      <w:proofErr w:type="gramEnd"/>
+      <w:r>
+        <w:t>;</w:t>
+      </w:r>
+    </w:p>
+    <w:p>
+      <w:r>
+        <w:t xml:space="preserve">    SELECT 'Order placed successfully. Transaction committed.'</w:t>
+      </w:r>
+    </w:p>
+    <w:p>
+      <w:r>
+        <w:t xml:space="preserve">        AS message;</w:t>
+      </w:r>
+    </w:p>
+    <w:p>
+      <w:r>
+        <w:t xml:space="preserve">        </w:t>
+      </w:r>
+      <w:proofErr w:type="gramStart"/>
+      <w:r>
+        <w:t>end</w:t>
+      </w:r>
+      <w:proofErr w:type="gramEnd"/>
+      <w:r>
+        <w:t xml:space="preserve"> if ;</w:t>
+      </w:r>
+    </w:p>
+    <w:p>
+      <w:r>
+        <w:t xml:space="preserve">    </w:t>
+      </w:r>
+      <w:proofErr w:type="gramStart"/>
+      <w:r>
+        <w:t>end</w:t>
+      </w:r>
+      <w:proofErr w:type="gramEnd"/>
+      <w:r>
+        <w:t xml:space="preserve"> $$</w:t>
+      </w:r>
+    </w:p>
+    <w:p>
+      <w:r>
+        <w:t xml:space="preserve">    </w:t>
+      </w:r>
+      <w:proofErr w:type="gramStart"/>
+      <w:r>
+        <w:t>delimiter ;</w:t>
+      </w:r>
+      <w:proofErr w:type="gramEnd"/>
+    </w:p>
+    <w:p>
+      <w:r>
+        <w:br/>
+      </w:r>
+      <w:r>
+        <w:t xml:space="preserve">CALL </w:t>
+      </w:r>
+      <w:proofErr w:type="spellStart"/>
+      <w:r>
+        <w:t>place_</w:t>
+      </w:r>
+      <w:proofErr w:type="gramStart"/>
+      <w:r>
+        <w:t>order</w:t>
+      </w:r>
+      <w:proofErr w:type="spellEnd"/>
+      <w:r>
+        <w:t>(</w:t>
+      </w:r>
+      <w:proofErr w:type="gramEnd"/>
+      <w:r>
+        <w:t>1, 1, 1000.00);</w:t>
+      </w:r>
+      <w:r>
+        <w:br/>
+      </w:r>
+      <w:r>
+        <w:drawing>
+          <wp:inline distT="0" distB="0" distL="0" distR="0" wp14:anchorId="1A23967D" wp14:editId="6250FBB8">
+            <wp:extent cx="2695951" cy="495369"/>
+            <wp:effectExtent l="0" t="0" r="9525" b="0"/>
+            <wp:docPr id="5" name="Picture 5"/>
+            <wp:cNvGraphicFramePr>
+              <a:graphicFrameLocks xmlns:a="http://schemas.openxmlformats.org/drawingml/2006/main" noChangeAspect="1"/>
+            </wp:cNvGraphicFramePr>
+            <a:graphic xmlns:a="http://schemas.openxmlformats.org/drawingml/2006/main">
+              <a:graphicData uri="http://schemas.openxmlformats.org/drawingml/2006/picture">
+                <pic:pic xmlns:pic="http://schemas.openxmlformats.org/drawingml/2006/picture">
+                  <pic:nvPicPr>
+                    <pic:cNvPr id="1" name=""/>
+                    <pic:cNvPicPr/>
+                  </pic:nvPicPr>
+                  <pic:blipFill>
+                    <a:blip r:embed="rId9"/>
+                    <a:stretch>
+                      <a:fillRect/>
+                    </a:stretch>
+                  </pic:blipFill>
+                  <pic:spPr>
+                    <a:xfrm>
+                      <a:off x="0" y="0"/>
+                      <a:ext cx="2695951" cy="495369"/>
+                    </a:xfrm>
+                    <a:prstGeom prst="rect">
+                      <a:avLst/>
+                    </a:prstGeom>
+                  </pic:spPr>
+                </pic:pic>
+              </a:graphicData>
+            </a:graphic>
+          </wp:inline>
+        </w:drawing>
+      </w:r>
+    </w:p>
+    <w:p>
+      <w:r>
+        <w:t xml:space="preserve">CALL </w:t>
+      </w:r>
+      <w:proofErr w:type="spellStart"/>
+      <w:r>
+        <w:t>place_</w:t>
+      </w:r>
+      <w:proofErr w:type="gramStart"/>
+      <w:r>
+        <w:t>order</w:t>
+      </w:r>
+      <w:proofErr w:type="spellEnd"/>
+      <w:r>
+        <w:t>(</w:t>
+      </w:r>
+      <w:proofErr w:type="gramEnd"/>
+      <w:r>
+        <w:t>4, 1, 5000.00);</w:t>
+      </w:r>
+    </w:p>
+    <w:p>
+      <w:r>
+        <w:drawing>
+          <wp:inline distT="0" distB="0" distL="0" distR="0" wp14:anchorId="65E1F61C" wp14:editId="28AB82E4">
+            <wp:extent cx="2638793" cy="581106"/>
+            <wp:effectExtent l="0" t="0" r="9525" b="9525"/>
+            <wp:docPr id="6" name="Picture 6"/>
+            <wp:cNvGraphicFramePr>
+              <a:graphicFrameLocks xmlns:a="http://schemas.openxmlformats.org/drawingml/2006/main" noChangeAspect="1"/>
+            </wp:cNvGraphicFramePr>
+            <a:graphic xmlns:a="http://schemas.openxmlformats.org/drawingml/2006/main">
+              <a:graphicData uri="http://schemas.openxmlformats.org/drawingml/2006/picture">
+                <pic:pic xmlns:pic="http://schemas.openxmlformats.org/drawingml/2006/picture">
+                  <pic:nvPicPr>
+                    <pic:cNvPr id="1" name=""/>
+                    <pic:cNvPicPr/>
+                  </pic:nvPicPr>
+                  <pic:blipFill>
+                    <a:blip r:embed="rId10"/>
+                    <a:stretch>
+                      <a:fillRect/>
+                    </a:stretch>
+                  </pic:blipFill>
+                  <pic:spPr>
+                    <a:xfrm>
+                      <a:off x="0" y="0"/>
+                      <a:ext cx="2638793" cy="581106"/>
+                    </a:xfrm>
+                    <a:prstGeom prst="rect">
+                      <a:avLst/>
+                    </a:prstGeom>
+                  </pic:spPr>
+                </pic:pic>
+              </a:graphicData>
+            </a:graphic>
+          </wp:inline>
+        </w:drawing>
+      </w:r>
     </w:p>
     <w:p/>
     <w:p>
       <w:r>
-        <w:t>Q3</w:t>
-      </w:r>
-      <w:proofErr w:type="gramStart"/>
-      <w:r>
-        <w:t>).</w:t>
-      </w:r>
-      <w:r>
-        <w:t>Use</w:t>
-      </w:r>
-      <w:proofErr w:type="gramEnd"/>
-      <w:r>
-        <w:t xml:space="preserve"> a transaction block: if the customer's </w:t>
-      </w:r>
-      <w:proofErr w:type="spellStart"/>
-      <w:r>
-        <w:t>wallet_balance</w:t>
-      </w:r>
-      <w:proofErr w:type="spellEnd"/>
-      <w:r>
-        <w:t xml:space="preserve"> is insufficient, ROLLBACK everything; otherwise COMMIT. </w:t>
-      </w:r>
-    </w:p>
-    <w:p>
-      <w:proofErr w:type="gramStart"/>
+        <w:t>Q4).</w:t>
+      </w:r>
+      <w:r>
+        <w:t>Test with a valid order and an order exceeding wallet balance. Screenshot both outcomes from MySQL Workbench</w:t>
+      </w:r>
+    </w:p>
+    <w:p>
       <w:r>
         <w:t>Query:-</w:t>
       </w:r>
-      <w:proofErr w:type="gramEnd"/>
-    </w:p>
-    <w:p/>
-    <w:p>
-      <w:r>
-        <w:t>Q4</w:t>
-      </w:r>
-      <w:proofErr w:type="gramStart"/>
-      <w:r>
-        <w:t>).</w:t>
-      </w:r>
-      <w:r>
-        <w:t>Test</w:t>
-      </w:r>
-      <w:proofErr w:type="gramEnd"/>
-      <w:r>
-        <w:t xml:space="preserve"> with a valid order and an order exceeding wallet balance. Screenshot both outcomes from MySQL Workbench</w:t>
-      </w:r>
-    </w:p>
-    <w:p>
-      <w:proofErr w:type="gramStart"/>
-      <w:r>
-        <w:t>Query:-</w:t>
-      </w:r>
-      <w:proofErr w:type="gramEnd"/>
+    </w:p>
+    <w:p>
+      <w:r>
+        <w:t>SELECT * FROM s1.customers;</w:t>
+      </w:r>
     </w:p>
     <w:p>
       <w:pPr>
@@ -531,6 +1433,438 @@
           <w:bCs/>
         </w:rPr>
       </w:pPr>
+      <w:r>
+        <w:rPr>
+          <w:b/>
+          <w:bCs/>
+        </w:rPr>
+        <w:drawing>
+          <wp:inline distT="0" distB="0" distL="0" distR="0" wp14:anchorId="63169CA7" wp14:editId="7584956C">
+            <wp:extent cx="3219899" cy="1324160"/>
+            <wp:effectExtent l="0" t="0" r="0" b="9525"/>
+            <wp:docPr id="7" name="Picture 7"/>
+            <wp:cNvGraphicFramePr>
+              <a:graphicFrameLocks xmlns:a="http://schemas.openxmlformats.org/drawingml/2006/main" noChangeAspect="1"/>
+            </wp:cNvGraphicFramePr>
+            <a:graphic xmlns:a="http://schemas.openxmlformats.org/drawingml/2006/main">
+              <a:graphicData uri="http://schemas.openxmlformats.org/drawingml/2006/picture">
+                <pic:pic xmlns:pic="http://schemas.openxmlformats.org/drawingml/2006/picture">
+                  <pic:nvPicPr>
+                    <pic:cNvPr id="1" name=""/>
+                    <pic:cNvPicPr/>
+                  </pic:nvPicPr>
+                  <pic:blipFill>
+                    <a:blip r:embed="rId11"/>
+                    <a:stretch>
+                      <a:fillRect/>
+                    </a:stretch>
+                  </pic:blipFill>
+                  <pic:spPr>
+                    <a:xfrm>
+                      <a:off x="0" y="0"/>
+                      <a:ext cx="3219899" cy="1324160"/>
+                    </a:xfrm>
+                    <a:prstGeom prst="rect">
+                      <a:avLst/>
+                    </a:prstGeom>
+                  </pic:spPr>
+                </pic:pic>
+              </a:graphicData>
+            </a:graphic>
+          </wp:inline>
+        </w:drawing>
+      </w:r>
+    </w:p>
+    <w:p>
+      <w:pPr>
+        <w:rPr>
+          <w:b/>
+          <w:bCs/>
+        </w:rPr>
+      </w:pPr>
+      <w:r>
+        <w:rPr>
+          <w:b/>
+          <w:bCs/>
+        </w:rPr>
+        <w:t xml:space="preserve">CALL </w:t>
+      </w:r>
+      <w:proofErr w:type="spellStart"/>
+      <w:r>
+        <w:rPr>
+          <w:b/>
+          <w:bCs/>
+        </w:rPr>
+        <w:t>place_</w:t>
+      </w:r>
+      <w:proofErr w:type="gramStart"/>
+      <w:r>
+        <w:rPr>
+          <w:b/>
+          <w:bCs/>
+        </w:rPr>
+        <w:t>order</w:t>
+      </w:r>
+      <w:proofErr w:type="spellEnd"/>
+      <w:r>
+        <w:rPr>
+          <w:b/>
+          <w:bCs/>
+        </w:rPr>
+        <w:t>(</w:t>
+      </w:r>
+      <w:proofErr w:type="gramEnd"/>
+      <w:r>
+        <w:rPr>
+          <w:b/>
+          <w:bCs/>
+        </w:rPr>
+        <w:t>1, 1, 1000.00);</w:t>
+      </w:r>
+    </w:p>
+    <w:p>
+      <w:pPr>
+        <w:rPr>
+          <w:b/>
+          <w:bCs/>
+        </w:rPr>
+      </w:pPr>
+      <w:r>
+        <w:rPr>
+          <w:b/>
+          <w:bCs/>
+        </w:rPr>
+        <w:lastRenderedPageBreak/>
+        <w:drawing>
+          <wp:inline distT="0" distB="0" distL="0" distR="0" wp14:anchorId="711E83A8" wp14:editId="3AADB0C1">
+            <wp:extent cx="2791215" cy="666843"/>
+            <wp:effectExtent l="0" t="0" r="9525" b="0"/>
+            <wp:docPr id="9" name="Picture 9"/>
+            <wp:cNvGraphicFramePr>
+              <a:graphicFrameLocks xmlns:a="http://schemas.openxmlformats.org/drawingml/2006/main" noChangeAspect="1"/>
+            </wp:cNvGraphicFramePr>
+            <a:graphic xmlns:a="http://schemas.openxmlformats.org/drawingml/2006/main">
+              <a:graphicData uri="http://schemas.openxmlformats.org/drawingml/2006/picture">
+                <pic:pic xmlns:pic="http://schemas.openxmlformats.org/drawingml/2006/picture">
+                  <pic:nvPicPr>
+                    <pic:cNvPr id="1" name=""/>
+                    <pic:cNvPicPr/>
+                  </pic:nvPicPr>
+                  <pic:blipFill>
+                    <a:blip r:embed="rId12"/>
+                    <a:stretch>
+                      <a:fillRect/>
+                    </a:stretch>
+                  </pic:blipFill>
+                  <pic:spPr>
+                    <a:xfrm>
+                      <a:off x="0" y="0"/>
+                      <a:ext cx="2791215" cy="666843"/>
+                    </a:xfrm>
+                    <a:prstGeom prst="rect">
+                      <a:avLst/>
+                    </a:prstGeom>
+                  </pic:spPr>
+                </pic:pic>
+              </a:graphicData>
+            </a:graphic>
+          </wp:inline>
+        </w:drawing>
+      </w:r>
+    </w:p>
+    <w:p>
+      <w:pPr>
+        <w:rPr>
+          <w:b/>
+          <w:bCs/>
+        </w:rPr>
+      </w:pPr>
+      <w:r>
+        <w:rPr>
+          <w:b/>
+          <w:bCs/>
+        </w:rPr>
+        <w:drawing>
+          <wp:inline distT="0" distB="0" distL="0" distR="0" wp14:anchorId="50559918" wp14:editId="7EDF035C">
+            <wp:extent cx="2524477" cy="495369"/>
+            <wp:effectExtent l="0" t="0" r="9525" b="0"/>
+            <wp:docPr id="8" name="Picture 8"/>
+            <wp:cNvGraphicFramePr>
+              <a:graphicFrameLocks xmlns:a="http://schemas.openxmlformats.org/drawingml/2006/main" noChangeAspect="1"/>
+            </wp:cNvGraphicFramePr>
+            <a:graphic xmlns:a="http://schemas.openxmlformats.org/drawingml/2006/main">
+              <a:graphicData uri="http://schemas.openxmlformats.org/drawingml/2006/picture">
+                <pic:pic xmlns:pic="http://schemas.openxmlformats.org/drawingml/2006/picture">
+                  <pic:nvPicPr>
+                    <pic:cNvPr id="1" name=""/>
+                    <pic:cNvPicPr/>
+                  </pic:nvPicPr>
+                  <pic:blipFill>
+                    <a:blip r:embed="rId13"/>
+                    <a:stretch>
+                      <a:fillRect/>
+                    </a:stretch>
+                  </pic:blipFill>
+                  <pic:spPr>
+                    <a:xfrm>
+                      <a:off x="0" y="0"/>
+                      <a:ext cx="2524477" cy="495369"/>
+                    </a:xfrm>
+                    <a:prstGeom prst="rect">
+                      <a:avLst/>
+                    </a:prstGeom>
+                  </pic:spPr>
+                </pic:pic>
+              </a:graphicData>
+            </a:graphic>
+          </wp:inline>
+        </w:drawing>
+      </w:r>
+    </w:p>
+    <w:p>
+      <w:pPr>
+        <w:rPr>
+          <w:b/>
+          <w:bCs/>
+        </w:rPr>
+      </w:pPr>
+      <w:r>
+        <w:rPr>
+          <w:b/>
+          <w:bCs/>
+        </w:rPr>
+        <w:drawing>
+          <wp:inline distT="0" distB="0" distL="0" distR="0" wp14:anchorId="2EBE94B4" wp14:editId="605B9295">
+            <wp:extent cx="4077269" cy="628738"/>
+            <wp:effectExtent l="0" t="0" r="0" b="0"/>
+            <wp:docPr id="10" name="Picture 10"/>
+            <wp:cNvGraphicFramePr>
+              <a:graphicFrameLocks xmlns:a="http://schemas.openxmlformats.org/drawingml/2006/main" noChangeAspect="1"/>
+            </wp:cNvGraphicFramePr>
+            <a:graphic xmlns:a="http://schemas.openxmlformats.org/drawingml/2006/main">
+              <a:graphicData uri="http://schemas.openxmlformats.org/drawingml/2006/picture">
+                <pic:pic xmlns:pic="http://schemas.openxmlformats.org/drawingml/2006/picture">
+                  <pic:nvPicPr>
+                    <pic:cNvPr id="1" name=""/>
+                    <pic:cNvPicPr/>
+                  </pic:nvPicPr>
+                  <pic:blipFill>
+                    <a:blip r:embed="rId14"/>
+                    <a:stretch>
+                      <a:fillRect/>
+                    </a:stretch>
+                  </pic:blipFill>
+                  <pic:spPr>
+                    <a:xfrm>
+                      <a:off x="0" y="0"/>
+                      <a:ext cx="4077269" cy="628738"/>
+                    </a:xfrm>
+                    <a:prstGeom prst="rect">
+                      <a:avLst/>
+                    </a:prstGeom>
+                  </pic:spPr>
+                </pic:pic>
+              </a:graphicData>
+            </a:graphic>
+          </wp:inline>
+        </w:drawing>
+      </w:r>
+    </w:p>
+    <w:p>
+      <w:pPr>
+        <w:rPr>
+          <w:b/>
+          <w:bCs/>
+        </w:rPr>
+      </w:pPr>
+      <w:r>
+        <w:rPr>
+          <w:b/>
+          <w:bCs/>
+        </w:rPr>
+        <w:t xml:space="preserve">CALL </w:t>
+      </w:r>
+      <w:proofErr w:type="spellStart"/>
+      <w:r>
+        <w:rPr>
+          <w:b/>
+          <w:bCs/>
+        </w:rPr>
+        <w:t>place_</w:t>
+      </w:r>
+      <w:proofErr w:type="gramStart"/>
+      <w:r>
+        <w:rPr>
+          <w:b/>
+          <w:bCs/>
+        </w:rPr>
+        <w:t>order</w:t>
+      </w:r>
+      <w:proofErr w:type="spellEnd"/>
+      <w:r>
+        <w:rPr>
+          <w:b/>
+          <w:bCs/>
+        </w:rPr>
+        <w:t>(</w:t>
+      </w:r>
+      <w:proofErr w:type="gramEnd"/>
+      <w:r>
+        <w:rPr>
+          <w:b/>
+          <w:bCs/>
+        </w:rPr>
+        <w:t>4, 1, 5000.00);</w:t>
+      </w:r>
+    </w:p>
+    <w:p>
+      <w:pPr>
+        <w:rPr>
+          <w:b/>
+          <w:bCs/>
+        </w:rPr>
+      </w:pPr>
+      <w:r>
+        <w:rPr>
+          <w:b/>
+          <w:bCs/>
+        </w:rPr>
+        <w:drawing>
+          <wp:inline distT="0" distB="0" distL="0" distR="0" wp14:anchorId="0F2E646A" wp14:editId="01CEEB56">
+            <wp:extent cx="2896004" cy="533474"/>
+            <wp:effectExtent l="0" t="0" r="0" b="0"/>
+            <wp:docPr id="11" name="Picture 11"/>
+            <wp:cNvGraphicFramePr>
+              <a:graphicFrameLocks xmlns:a="http://schemas.openxmlformats.org/drawingml/2006/main" noChangeAspect="1"/>
+            </wp:cNvGraphicFramePr>
+            <a:graphic xmlns:a="http://schemas.openxmlformats.org/drawingml/2006/main">
+              <a:graphicData uri="http://schemas.openxmlformats.org/drawingml/2006/picture">
+                <pic:pic xmlns:pic="http://schemas.openxmlformats.org/drawingml/2006/picture">
+                  <pic:nvPicPr>
+                    <pic:cNvPr id="1" name=""/>
+                    <pic:cNvPicPr/>
+                  </pic:nvPicPr>
+                  <pic:blipFill>
+                    <a:blip r:embed="rId15"/>
+                    <a:stretch>
+                      <a:fillRect/>
+                    </a:stretch>
+                  </pic:blipFill>
+                  <pic:spPr>
+                    <a:xfrm>
+                      <a:off x="0" y="0"/>
+                      <a:ext cx="2896004" cy="533474"/>
+                    </a:xfrm>
+                    <a:prstGeom prst="rect">
+                      <a:avLst/>
+                    </a:prstGeom>
+                  </pic:spPr>
+                </pic:pic>
+              </a:graphicData>
+            </a:graphic>
+          </wp:inline>
+        </w:drawing>
+      </w:r>
+    </w:p>
+    <w:p>
+      <w:pPr>
+        <w:rPr>
+          <w:b/>
+          <w:bCs/>
+        </w:rPr>
+      </w:pPr>
+      <w:r>
+        <w:rPr>
+          <w:b/>
+          <w:bCs/>
+        </w:rPr>
+        <w:drawing>
+          <wp:inline distT="0" distB="0" distL="0" distR="0" wp14:anchorId="04275E48" wp14:editId="7558A953">
+            <wp:extent cx="2667372" cy="543001"/>
+            <wp:effectExtent l="0" t="0" r="0" b="9525"/>
+            <wp:docPr id="12" name="Picture 12"/>
+            <wp:cNvGraphicFramePr>
+              <a:graphicFrameLocks xmlns:a="http://schemas.openxmlformats.org/drawingml/2006/main" noChangeAspect="1"/>
+            </wp:cNvGraphicFramePr>
+            <a:graphic xmlns:a="http://schemas.openxmlformats.org/drawingml/2006/main">
+              <a:graphicData uri="http://schemas.openxmlformats.org/drawingml/2006/picture">
+                <pic:pic xmlns:pic="http://schemas.openxmlformats.org/drawingml/2006/picture">
+                  <pic:nvPicPr>
+                    <pic:cNvPr id="1" name=""/>
+                    <pic:cNvPicPr/>
+                  </pic:nvPicPr>
+                  <pic:blipFill>
+                    <a:blip r:embed="rId16"/>
+                    <a:stretch>
+                      <a:fillRect/>
+                    </a:stretch>
+                  </pic:blipFill>
+                  <pic:spPr>
+                    <a:xfrm>
+                      <a:off x="0" y="0"/>
+                      <a:ext cx="2667372" cy="543001"/>
+                    </a:xfrm>
+                    <a:prstGeom prst="rect">
+                      <a:avLst/>
+                    </a:prstGeom>
+                  </pic:spPr>
+                </pic:pic>
+              </a:graphicData>
+            </a:graphic>
+          </wp:inline>
+        </w:drawing>
+      </w:r>
+    </w:p>
+    <w:p>
+      <w:pPr>
+        <w:rPr>
+          <w:b/>
+          <w:bCs/>
+        </w:rPr>
+      </w:pPr>
+      <w:r>
+        <w:rPr>
+          <w:b/>
+          <w:bCs/>
+        </w:rPr>
+        <w:drawing>
+          <wp:inline distT="0" distB="0" distL="0" distR="0" wp14:anchorId="1ACB16D7" wp14:editId="7C3804DA">
+            <wp:extent cx="3972479" cy="552527"/>
+            <wp:effectExtent l="0" t="0" r="9525" b="0"/>
+            <wp:docPr id="13" name="Picture 13"/>
+            <wp:cNvGraphicFramePr>
+              <a:graphicFrameLocks xmlns:a="http://schemas.openxmlformats.org/drawingml/2006/main" noChangeAspect="1"/>
+            </wp:cNvGraphicFramePr>
+            <a:graphic xmlns:a="http://schemas.openxmlformats.org/drawingml/2006/main">
+              <a:graphicData uri="http://schemas.openxmlformats.org/drawingml/2006/picture">
+                <pic:pic xmlns:pic="http://schemas.openxmlformats.org/drawingml/2006/picture">
+                  <pic:nvPicPr>
+                    <pic:cNvPr id="1" name=""/>
+                    <pic:cNvPicPr/>
+                  </pic:nvPicPr>
+                  <pic:blipFill>
+                    <a:blip r:embed="rId17"/>
+                    <a:stretch>
+                      <a:fillRect/>
+                    </a:stretch>
+                  </pic:blipFill>
+                  <pic:spPr>
+                    <a:xfrm>
+                      <a:off x="0" y="0"/>
+                      <a:ext cx="3972479" cy="552527"/>
+                    </a:xfrm>
+                    <a:prstGeom prst="rect">
+                      <a:avLst/>
+                    </a:prstGeom>
+                  </pic:spPr>
+                </pic:pic>
+              </a:graphicData>
+            </a:graphic>
+          </wp:inline>
+        </w:drawing>
+      </w:r>
+      <w:bookmarkStart w:id="0" w:name="_GoBack"/>
+      <w:bookmarkEnd w:id="0"/>
     </w:p>
     <w:sectPr>
       <w:pgSz w:w="11906" w:h="16838"/>
@@ -543,7 +1877,7 @@
 </file>
 
 <file path=word/styles.xml><?xml version="1.0" encoding="utf-8"?>
-<w:styles xmlns:mc="http://schemas.openxmlformats.org/markup-compatibility/2006" xmlns:r="http://schemas.openxmlformats.org/officeDocument/2006/relationships" xmlns:w="http://schemas.openxmlformats.org/wordprocessingml/2006/main" xmlns:w14="http://schemas.microsoft.com/office/word/2010/wordml" xmlns:w15="http://schemas.microsoft.com/office/word/2012/wordml" xmlns:w16cex="http://schemas.microsoft.com/office/word/2018/wordml/cex" xmlns:w16cid="http://schemas.microsoft.com/office/word/2016/wordml/cid" xmlns:w16="http://schemas.microsoft.com/office/word/2018/wordml" xmlns:w16du="http://schemas.microsoft.com/office/word/2023/wordml/word16du" xmlns:w16sdtdh="http://schemas.microsoft.com/office/word/2020/wordml/sdtdatahash" xmlns:w16sdtfl="http://schemas.microsoft.com/office/word/2024/wordml/sdtformatlock" xmlns:w16se="http://schemas.microsoft.com/office/word/2015/wordml/symex" mc:Ignorable="w14 w15 w16se w16cid w16 w16cex w16sdtdh w16sdtfl w16du">
+<w:styles xmlns:mc="http://schemas.openxmlformats.org/markup-compatibility/2006" xmlns:r="http://schemas.openxmlformats.org/officeDocument/2006/relationships" xmlns:w="http://schemas.openxmlformats.org/wordprocessingml/2006/main" xmlns:w14="http://schemas.microsoft.com/office/word/2010/wordml" xmlns:w15="http://schemas.microsoft.com/office/word/2012/wordml" mc:Ignorable="w14 w15">
   <w:docDefaults>
     <w:rPrDefault>
       <w:rPr>
@@ -561,7 +1895,7 @@
       </w:pPr>
     </w:pPrDefault>
   </w:docDefaults>
-  <w:latentStyles w:defLockedState="0" w:defUIPriority="99" w:defSemiHidden="0" w:defUnhideWhenUsed="0" w:defQFormat="0" w:count="376">
+  <w:latentStyles w:defLockedState="0" w:defUIPriority="99" w:defSemiHidden="0" w:defUnhideWhenUsed="0" w:defQFormat="0" w:count="371">
     <w:lsdException w:name="Normal" w:uiPriority="0" w:qFormat="1"/>
     <w:lsdException w:name="heading 1" w:uiPriority="9" w:qFormat="1"/>
     <w:lsdException w:name="heading 2" w:semiHidden="1" w:uiPriority="9" w:unhideWhenUsed="1" w:qFormat="1"/>
@@ -933,11 +2267,6 @@
     <w:lsdException w:name="List Table 5 Dark Accent 6" w:uiPriority="50"/>
     <w:lsdException w:name="List Table 6 Colorful Accent 6" w:uiPriority="51"/>
     <w:lsdException w:name="List Table 7 Colorful Accent 6" w:uiPriority="52"/>
-    <w:lsdException w:name="Mention" w:semiHidden="1" w:unhideWhenUsed="1"/>
-    <w:lsdException w:name="Smart Hyperlink" w:semiHidden="1" w:unhideWhenUsed="1"/>
-    <w:lsdException w:name="Hashtag" w:semiHidden="1" w:unhideWhenUsed="1"/>
-    <w:lsdException w:name="Unresolved Mention" w:semiHidden="1" w:unhideWhenUsed="1"/>
-    <w:lsdException w:name="Smart Link" w:semiHidden="1" w:unhideWhenUsed="1"/>
   </w:latentStyles>
   <w:style w:type="paragraph" w:default="1" w:styleId="Normal">
     <w:name w:val="Normal"/>
@@ -1145,6 +2474,7 @@
   <w:style w:type="character" w:default="1" w:styleId="DefaultParagraphFont">
     <w:name w:val="Default Paragraph Font"/>
     <w:uiPriority w:val="1"/>
+    <w:semiHidden/>
     <w:unhideWhenUsed/>
   </w:style>
   <w:style w:type="table" w:default="1" w:styleId="TableNormal">
